--- a/Project_Proposal.docx
+++ b/Project_Proposal.docx
@@ -455,6 +455,7 @@
             <w:insideH w:val="single" w:color="auto" w:sz="4" w:space="0"/>
             <w:insideV w:val="single" w:color="auto" w:sz="4" w:space="0"/>
           </w:tblBorders>
+          <w:shd w:val="clear" w:color="auto" w:fill="FFFFFF" w:themeFill="background1"/>
           <w:tblCellMar>
             <w:top w:w="0" w:type="dxa"/>
             <w:left w:w="10" w:type="dxa"/>
@@ -545,6 +546,7 @@
             <w:insideH w:val="single" w:color="auto" w:sz="4" w:space="0"/>
             <w:insideV w:val="single" w:color="auto" w:sz="4" w:space="0"/>
           </w:tblBorders>
+          <w:shd w:val="clear" w:color="auto" w:fill="FFFFFF" w:themeFill="background1"/>
           <w:tblCellMar>
             <w:top w:w="0" w:type="dxa"/>
             <w:left w:w="10" w:type="dxa"/>
@@ -615,13 +617,13 @@
             </w:pPr>
             <w:r>
               <w:rPr>
-                <w:rFonts w:ascii="Calibri" w:hAnsi="Calibri" w:eastAsia="Calibri" w:cs="Calibri"/>
-                <w:color w:val="auto"/>
-                <w:sz w:val="21"/>
-                <w:szCs w:val="21"/>
-              </w:rPr>
-              <w:t>(paste link here)</w:t>
+                <w:rFonts w:hint="default"/>
+                <w:color w:val="auto"/>
+              </w:rPr>
+              <w:t>https://github.com/AbdullahDev-git/hotel-booking-cancellation-prediction</w:t>
             </w:r>
+            <w:bookmarkStart w:id="0" w:name="_GoBack"/>
+            <w:bookmarkEnd w:id="0"/>
           </w:p>
         </w:tc>
       </w:tr>
@@ -682,8 +684,6 @@
         </w:rPr>
         <w:t>2. Dataset Description and Justification</w:t>
       </w:r>
-      <w:bookmarkStart w:id="0" w:name="_GoBack"/>
-      <w:bookmarkEnd w:id="0"/>
     </w:p>
     <w:p>
       <w:pPr>
@@ -1531,6 +1531,7 @@
     <w:qFormat/>
     <w:uiPriority w:val="0"/>
     <w:rPr>
+      <w:rFonts w:asciiTheme="minorHAnsi" w:hAnsiTheme="minorHAnsi" w:eastAsiaTheme="minorEastAsia" w:cstheme="minorBidi"/>
       <w:sz w:val="21"/>
       <w:szCs w:val="22"/>
     </w:rPr>
@@ -1541,6 +1542,7 @@
     <w:qFormat/>
     <w:uiPriority w:val="0"/>
     <w:rPr>
+      <w:rFonts w:asciiTheme="minorHAnsi" w:hAnsiTheme="minorHAnsi" w:eastAsiaTheme="minorEastAsia" w:cstheme="minorBidi"/>
       <w:color w:val="2E74B5"/>
       <w:sz w:val="32"/>
       <w:szCs w:val="32"/>
@@ -1552,6 +1554,7 @@
     <w:qFormat/>
     <w:uiPriority w:val="0"/>
     <w:rPr>
+      <w:rFonts w:asciiTheme="minorHAnsi" w:hAnsiTheme="minorHAnsi" w:eastAsiaTheme="minorEastAsia" w:cstheme="minorBidi"/>
       <w:color w:val="2E74B5"/>
       <w:sz w:val="26"/>
       <w:szCs w:val="26"/>
@@ -1563,6 +1566,7 @@
     <w:qFormat/>
     <w:uiPriority w:val="0"/>
     <w:rPr>
+      <w:rFonts w:asciiTheme="minorHAnsi" w:hAnsiTheme="minorHAnsi" w:eastAsiaTheme="minorEastAsia" w:cstheme="minorBidi"/>
       <w:color w:val="1F4D78"/>
       <w:sz w:val="24"/>
       <w:szCs w:val="24"/>
@@ -1574,6 +1578,7 @@
     <w:qFormat/>
     <w:uiPriority w:val="0"/>
     <w:rPr>
+      <w:rFonts w:asciiTheme="minorHAnsi" w:hAnsiTheme="minorHAnsi" w:eastAsiaTheme="minorEastAsia" w:cstheme="minorBidi"/>
       <w:i/>
       <w:iCs/>
       <w:color w:val="2E74B5"/>
@@ -1587,6 +1592,7 @@
     <w:qFormat/>
     <w:uiPriority w:val="0"/>
     <w:rPr>
+      <w:rFonts w:asciiTheme="minorHAnsi" w:hAnsiTheme="minorHAnsi" w:eastAsiaTheme="minorEastAsia" w:cstheme="minorBidi"/>
       <w:color w:val="2E74B5"/>
       <w:sz w:val="21"/>
       <w:szCs w:val="22"/>
@@ -1598,6 +1604,7 @@
     <w:qFormat/>
     <w:uiPriority w:val="0"/>
     <w:rPr>
+      <w:rFonts w:asciiTheme="minorHAnsi" w:hAnsiTheme="minorHAnsi" w:eastAsiaTheme="minorEastAsia" w:cstheme="minorBidi"/>
       <w:color w:val="1F4D78"/>
       <w:sz w:val="21"/>
       <w:szCs w:val="22"/>
@@ -1644,6 +1651,7 @@
       <w:spacing w:after="0" w:line="240" w:lineRule="auto"/>
     </w:pPr>
     <w:rPr>
+      <w:rFonts w:asciiTheme="minorHAnsi" w:hAnsiTheme="minorHAnsi" w:eastAsiaTheme="minorEastAsia" w:cstheme="minorBidi"/>
       <w:sz w:val="20"/>
       <w:szCs w:val="20"/>
     </w:rPr>
@@ -1669,6 +1677,7 @@
       <w:spacing w:after="0" w:line="240" w:lineRule="auto"/>
     </w:pPr>
     <w:rPr>
+      <w:rFonts w:asciiTheme="minorHAnsi" w:hAnsiTheme="minorHAnsi" w:eastAsiaTheme="minorEastAsia" w:cstheme="minorBidi"/>
       <w:sz w:val="20"/>
       <w:szCs w:val="20"/>
     </w:rPr>
@@ -1688,6 +1697,7 @@
     <w:qFormat/>
     <w:uiPriority w:val="0"/>
     <w:rPr>
+      <w:rFonts w:asciiTheme="minorHAnsi" w:hAnsiTheme="minorHAnsi" w:eastAsiaTheme="minorEastAsia" w:cstheme="minorBidi"/>
       <w:sz w:val="56"/>
       <w:szCs w:val="56"/>
     </w:rPr>
@@ -1697,6 +1707,7 @@
     <w:qFormat/>
     <w:uiPriority w:val="0"/>
     <w:rPr>
+      <w:rFonts w:asciiTheme="minorHAnsi" w:hAnsiTheme="minorHAnsi" w:eastAsiaTheme="minorEastAsia" w:cstheme="minorBidi"/>
       <w:sz w:val="21"/>
       <w:szCs w:val="22"/>
     </w:rPr>
